--- a/Бюро-находок (Шамарин, Морозов).docx
+++ b/Бюро-находок (Шамарин, Морозов).docx
@@ -22,15 +22,7 @@
         <w:t xml:space="preserve">Программное средство «Бюро находок» предназначено для удобного менеджмента потерянных вещей </w:t>
       </w:r>
       <w:r>
-        <w:t xml:space="preserve">людьми. С его помощью можно просматривать найденные вещи и создавать заявки на потерянные </w:t>
-      </w:r>
-      <w:proofErr w:type="gramStart"/>
-      <w:r>
-        <w:t>вещи</w:t>
-      </w:r>
-      <w:proofErr w:type="gramEnd"/>
-      <w:r>
-        <w:t xml:space="preserve"> не выходя из дома.</w:t>
+        <w:t>людьми. С его помощью можно просматривать найденные вещи и создавать заявки на потерянные вещи не выходя из дома.</w:t>
       </w:r>
     </w:p>
     <w:p>
@@ -101,13 +93,71 @@
         <w:spacing w:after="0" w:line="360" w:lineRule="auto"/>
         <w:ind w:firstLine="709"/>
         <w:jc w:val="both"/>
-      </w:pPr>
-      <w:r>
         <w:rPr>
           <w:rFonts w:cs="Times New Roman"/>
           <w:szCs w:val="28"/>
         </w:rPr>
-        <w:t>Использование онлайн-платформы позволяет закрыть ключевую потребность пользователя практически мгновенно, исключая все промежуточные физические этапы.</w:t>
+      </w:pPr>
+      <w:r>
+        <w:rPr>
+          <w:rFonts w:cs="Times New Roman"/>
+          <w:szCs w:val="28"/>
+        </w:rPr>
+        <w:t>Использование онлайн-платформы позволяет закрыть ключевую потребность пользователя — получение актуальной информации о местонахождении вещи дистанционно, исключая несколько промежуточных физических этапов. Вместо необходимости «ехать, чтобы просто узнать» человек получает организованную базу данных с возможностью удалённого поиска, сравнения описаний и отслеживания статуса заявки.</w:t>
+      </w:r>
+    </w:p>
+    <w:p>
+      <w:pPr>
+        <w:spacing w:after="0" w:line="360" w:lineRule="auto"/>
+        <w:ind w:firstLine="709"/>
+        <w:jc w:val="both"/>
+      </w:pPr>
+      <w:r>
+        <w:t>Разработка данной системы обоснована необходимостью автоматизации информационного сопровождения процесса поиска потерь и устранения временных барьеров. В условиях отсутствия подобного программного средства взаимодействие гражданина с бюро находок строится на «слепом» методе проб и ошибок, что крайне неудобно в современном ритме жизни. Переход к гибридной модели (онлайн-поиск + офлайн-получение) делает процесс организованным, прозрачным и рациональным. Как итог, внедрение системы позволяет полностью автоматизировать следующие ключевые процессы:</w:t>
+      </w:r>
+    </w:p>
+    <w:p>
+      <w:pPr>
+        <w:spacing w:after="0" w:line="360" w:lineRule="auto"/>
+        <w:ind w:firstLine="709"/>
+        <w:jc w:val="both"/>
+      </w:pPr>
+      <w:r>
+        <w:t xml:space="preserve">Дистанционный просмотр каталога находок: Автоматическое отображение актуального списка найденных вещей на сайте/в приложении. При добавлении новой находки администратором каталог мгновенно </w:t>
+      </w:r>
+      <w:r>
+        <w:lastRenderedPageBreak/>
+        <w:t>обновляется, и пользователи видят её без необходимости личного посещения бюро.</w:t>
+      </w:r>
+    </w:p>
+    <w:p>
+      <w:pPr>
+        <w:spacing w:after="0" w:line="360" w:lineRule="auto"/>
+        <w:ind w:firstLine="709"/>
+        <w:jc w:val="both"/>
+      </w:pPr>
+      <w:r>
+        <w:t>Удалённая подача заявок на поиск: Пользователь может создать заявку на свою потерянную вещь онлайн, указав её описание, категорию, дату и место потери. Заявка автоматически сохраняется в системе и становится доступна для просмотра сотрудникам бюро, что ускоряет процесс сопоставления.</w:t>
+      </w:r>
+    </w:p>
+    <w:p>
+      <w:pPr>
+        <w:spacing w:after="0" w:line="360" w:lineRule="auto"/>
+        <w:ind w:firstLine="709"/>
+        <w:jc w:val="both"/>
+      </w:pPr>
+      <w:r>
+        <w:t>Интеллектуальное сопоставление заявок и находок: Система автоматически сравнивает описания из активных заявок пользователей с новыми поступлениями находок. При обнаружении вероятного совпадения (по категории, ключевым словам, месту) система уведомляет администратора, а при подтверждении — автоматически оповещает пользователя о том, что вещь найдена, с указанием адреса бюро для получения.</w:t>
+      </w:r>
+    </w:p>
+    <w:p>
+      <w:pPr>
+        <w:spacing w:after="0" w:line="360" w:lineRule="auto"/>
+        <w:ind w:firstLine="709"/>
+        <w:jc w:val="both"/>
+      </w:pPr>
+      <w:r>
+        <w:t>Учёт статусов и оповещений: Система ведёт историю заявок каждого пользователя (активные, закрытые, возвращённые) и автоматически информирует его о любых изменениях статуса (например, «Ваша заявка принята», «Найдено возможное совпадение», «Вещь готова к выдаче»). Это исключает необходимость повторных звонков и визитов для уточнения информации.</w:t>
       </w:r>
     </w:p>
     <w:sectPr>
@@ -118,6 +168,127 @@
     </w:sectPr>
   </w:body>
 </w:document>
+</file>
+
+<file path=word/numbering.xml><?xml version="1.0" encoding="utf-8"?>
+<w:numbering xmlns:wpc="http://schemas.microsoft.com/office/word/2010/wordprocessingCanvas" xmlns:cx="http://schemas.microsoft.com/office/drawing/2014/chartex" xmlns:cx1="http://schemas.microsoft.com/office/drawing/2015/9/8/chartex" xmlns:cx2="http://schemas.microsoft.com/office/drawing/2015/10/21/chartex" xmlns:cx3="http://schemas.microsoft.com/office/drawing/2016/5/9/chartex" xmlns:cx4="http://schemas.microsoft.com/office/drawing/2016/5/10/chartex" xmlns:cx5="http://schemas.microsoft.com/office/drawing/2016/5/11/chartex" xmlns:cx6="http://schemas.microsoft.com/office/drawing/2016/5/12/chartex" xmlns:cx7="http://schemas.microsoft.com/office/drawing/2016/5/13/chartex" xmlns:cx8="http://schemas.microsoft.com/office/drawing/2016/5/14/chartex" xmlns:mc="http://schemas.openxmlformats.org/markup-compatibility/2006" xmlns:aink="http://schemas.microsoft.com/office/drawing/2016/ink" xmlns:am3d="http://schemas.microsoft.com/office/drawing/2017/model3d" xmlns:o="urn:schemas-microsoft-com:office:office" xmlns:oel="http://schemas.microsoft.com/office/2019/extlst" xmlns:r="http://schemas.openxmlformats.org/officeDocument/2006/relationships" xmlns:m="http://schemas.openxmlformats.org/officeDocument/2006/math" xmlns:v="urn:schemas-microsoft-com:vml" xmlns:wp14="http://schemas.microsoft.com/office/word/2010/wordprocessingDrawing" xmlns:wp="http://schemas.openxmlformats.org/drawingml/2006/wordprocessingDrawing" xmlns:w10="urn:schemas-microsoft-com:office:word" xmlns:w="http://schemas.openxmlformats.org/wordprocessingml/2006/main" xmlns:w14="http://schemas.microsoft.com/office/word/2010/wordml" xmlns:w15="http://schemas.microsoft.com/office/word/2012/wordml" xmlns:w16cex="http://schemas.microsoft.com/office/word/2018/wordml/cex" xmlns:w16cid="http://schemas.microsoft.com/office/word/2016/wordml/cid" xmlns:w16="http://schemas.microsoft.com/office/word/2018/wordml" xmlns:w16du="http://schemas.microsoft.com/office/word/2023/wordml/word16du" xmlns:w16sdtdh="http://schemas.microsoft.com/office/word/2020/wordml/sdtdatahash" xmlns:w16sdtfl="http://schemas.microsoft.com/office/word/2024/wordml/sdtformatlock" xmlns:w16se="http://schemas.microsoft.com/office/word/2015/wordml/symex" xmlns:wpg="http://schemas.microsoft.com/office/word/2010/wordprocessingGroup" xmlns:wpi="http://schemas.microsoft.com/office/word/2010/wordprocessingInk" xmlns:wne="http://schemas.microsoft.com/office/word/2006/wordml" xmlns:wps="http://schemas.microsoft.com/office/word/2010/wordprocessingShape" mc:Ignorable="w14 w15 w16se w16cid w16 w16cex w16sdtdh w16sdtfl w16du wp14">
+  <w:abstractNum w:abstractNumId="0" w15:restartNumberingAfterBreak="0">
+    <w:nsid w:val="4D7951AF"/>
+    <w:multiLevelType w:val="multilevel"/>
+    <w:tmpl w:val="BB9CFC26"/>
+    <w:lvl w:ilvl="0">
+      <w:start w:val="1"/>
+      <w:numFmt w:val="decimal"/>
+      <w:lvlText w:val="%1."/>
+      <w:lvlJc w:val="left"/>
+      <w:pPr>
+        <w:tabs>
+          <w:tab w:val="num" w:pos="720"/>
+        </w:tabs>
+        <w:ind w:left="720" w:hanging="360"/>
+      </w:pPr>
+    </w:lvl>
+    <w:lvl w:ilvl="1" w:tentative="1">
+      <w:start w:val="1"/>
+      <w:numFmt w:val="decimal"/>
+      <w:lvlText w:val="%2."/>
+      <w:lvlJc w:val="left"/>
+      <w:pPr>
+        <w:tabs>
+          <w:tab w:val="num" w:pos="1440"/>
+        </w:tabs>
+        <w:ind w:left="1440" w:hanging="360"/>
+      </w:pPr>
+    </w:lvl>
+    <w:lvl w:ilvl="2" w:tentative="1">
+      <w:start w:val="1"/>
+      <w:numFmt w:val="decimal"/>
+      <w:lvlText w:val="%3."/>
+      <w:lvlJc w:val="left"/>
+      <w:pPr>
+        <w:tabs>
+          <w:tab w:val="num" w:pos="2160"/>
+        </w:tabs>
+        <w:ind w:left="2160" w:hanging="360"/>
+      </w:pPr>
+    </w:lvl>
+    <w:lvl w:ilvl="3" w:tentative="1">
+      <w:start w:val="1"/>
+      <w:numFmt w:val="decimal"/>
+      <w:lvlText w:val="%4."/>
+      <w:lvlJc w:val="left"/>
+      <w:pPr>
+        <w:tabs>
+          <w:tab w:val="num" w:pos="2880"/>
+        </w:tabs>
+        <w:ind w:left="2880" w:hanging="360"/>
+      </w:pPr>
+    </w:lvl>
+    <w:lvl w:ilvl="4" w:tentative="1">
+      <w:start w:val="1"/>
+      <w:numFmt w:val="decimal"/>
+      <w:lvlText w:val="%5."/>
+      <w:lvlJc w:val="left"/>
+      <w:pPr>
+        <w:tabs>
+          <w:tab w:val="num" w:pos="3600"/>
+        </w:tabs>
+        <w:ind w:left="3600" w:hanging="360"/>
+      </w:pPr>
+    </w:lvl>
+    <w:lvl w:ilvl="5" w:tentative="1">
+      <w:start w:val="1"/>
+      <w:numFmt w:val="decimal"/>
+      <w:lvlText w:val="%6."/>
+      <w:lvlJc w:val="left"/>
+      <w:pPr>
+        <w:tabs>
+          <w:tab w:val="num" w:pos="4320"/>
+        </w:tabs>
+        <w:ind w:left="4320" w:hanging="360"/>
+      </w:pPr>
+    </w:lvl>
+    <w:lvl w:ilvl="6" w:tentative="1">
+      <w:start w:val="1"/>
+      <w:numFmt w:val="decimal"/>
+      <w:lvlText w:val="%7."/>
+      <w:lvlJc w:val="left"/>
+      <w:pPr>
+        <w:tabs>
+          <w:tab w:val="num" w:pos="5040"/>
+        </w:tabs>
+        <w:ind w:left="5040" w:hanging="360"/>
+      </w:pPr>
+    </w:lvl>
+    <w:lvl w:ilvl="7" w:tentative="1">
+      <w:start w:val="1"/>
+      <w:numFmt w:val="decimal"/>
+      <w:lvlText w:val="%8."/>
+      <w:lvlJc w:val="left"/>
+      <w:pPr>
+        <w:tabs>
+          <w:tab w:val="num" w:pos="5760"/>
+        </w:tabs>
+        <w:ind w:left="5760" w:hanging="360"/>
+      </w:pPr>
+    </w:lvl>
+    <w:lvl w:ilvl="8" w:tentative="1">
+      <w:start w:val="1"/>
+      <w:numFmt w:val="decimal"/>
+      <w:lvlText w:val="%9."/>
+      <w:lvlJc w:val="left"/>
+      <w:pPr>
+        <w:tabs>
+          <w:tab w:val="num" w:pos="6480"/>
+        </w:tabs>
+        <w:ind w:left="6480" w:hanging="360"/>
+      </w:pPr>
+    </w:lvl>
+  </w:abstractNum>
+  <w:num w:numId="1" w16cid:durableId="2014600928">
+    <w:abstractNumId w:val="0"/>
+  </w:num>
+</w:numbering>
 </file>
 
 <file path=word/styles.xml><?xml version="1.0" encoding="utf-8"?>
@@ -728,7 +899,6 @@
   <w:style w:type="character" w:default="1" w:styleId="a0">
     <w:name w:val="Default Paragraph Font"/>
     <w:uiPriority w:val="1"/>
-    <w:semiHidden/>
     <w:unhideWhenUsed/>
   </w:style>
   <w:style w:type="table" w:default="1" w:styleId="a1">

--- a/Бюро-находок (Шамарин, Морозов).docx
+++ b/Бюро-находок (Шамарин, Морозов).docx
@@ -1,6 +1,6 @@
 
 <file path=word/document.xml><?xml version="1.0" encoding="utf-8"?>
-<w:document xmlns:wpc="http://schemas.microsoft.com/office/word/2010/wordprocessingCanvas" xmlns:cx="http://schemas.microsoft.com/office/drawing/2014/chartex" xmlns:cx1="http://schemas.microsoft.com/office/drawing/2015/9/8/chartex" xmlns:cx2="http://schemas.microsoft.com/office/drawing/2015/10/21/chartex" xmlns:cx3="http://schemas.microsoft.com/office/drawing/2016/5/9/chartex" xmlns:cx4="http://schemas.microsoft.com/office/drawing/2016/5/10/chartex" xmlns:cx5="http://schemas.microsoft.com/office/drawing/2016/5/11/chartex" xmlns:cx6="http://schemas.microsoft.com/office/drawing/2016/5/12/chartex" xmlns:cx7="http://schemas.microsoft.com/office/drawing/2016/5/13/chartex" xmlns:cx8="http://schemas.microsoft.com/office/drawing/2016/5/14/chartex" xmlns:mc="http://schemas.openxmlformats.org/markup-compatibility/2006" xmlns:aink="http://schemas.microsoft.com/office/drawing/2016/ink" xmlns:am3d="http://schemas.microsoft.com/office/drawing/2017/model3d" xmlns:o="urn:schemas-microsoft-com:office:office" xmlns:oel="http://schemas.microsoft.com/office/2019/extlst" xmlns:r="http://schemas.openxmlformats.org/officeDocument/2006/relationships" xmlns:m="http://schemas.openxmlformats.org/officeDocument/2006/math" xmlns:v="urn:schemas-microsoft-com:vml" xmlns:wp14="http://schemas.microsoft.com/office/word/2010/wordprocessingDrawing" xmlns:wp="http://schemas.openxmlformats.org/drawingml/2006/wordprocessingDrawing" xmlns:w10="urn:schemas-microsoft-com:office:word" xmlns:w="http://schemas.openxmlformats.org/wordprocessingml/2006/main" xmlns:w14="http://schemas.microsoft.com/office/word/2010/wordml" xmlns:w15="http://schemas.microsoft.com/office/word/2012/wordml" xmlns:w16cex="http://schemas.microsoft.com/office/word/2018/wordml/cex" xmlns:w16cid="http://schemas.microsoft.com/office/word/2016/wordml/cid" xmlns:w16="http://schemas.microsoft.com/office/word/2018/wordml" xmlns:w16du="http://schemas.microsoft.com/office/word/2023/wordml/word16du" xmlns:w16sdtdh="http://schemas.microsoft.com/office/word/2020/wordml/sdtdatahash" xmlns:w16sdtfl="http://schemas.microsoft.com/office/word/2024/wordml/sdtformatlock" xmlns:w16se="http://schemas.microsoft.com/office/word/2015/wordml/symex" xmlns:wpg="http://schemas.microsoft.com/office/word/2010/wordprocessingGroup" xmlns:wpi="http://schemas.microsoft.com/office/word/2010/wordprocessingInk" xmlns:wne="http://schemas.microsoft.com/office/word/2006/wordml" xmlns:wps="http://schemas.microsoft.com/office/word/2010/wordprocessingShape" mc:Ignorable="w14 w15 w16se w16cid w16 w16cex w16sdtdh w16sdtfl w16du wp14">
+<w:document xmlns:wpc="http://schemas.microsoft.com/office/word/2010/wordprocessingCanvas" xmlns:cx="http://schemas.microsoft.com/office/drawing/2014/chartex" xmlns:cx1="http://schemas.microsoft.com/office/drawing/2015/9/8/chartex" xmlns:mc="http://schemas.openxmlformats.org/markup-compatibility/2006" xmlns:o="urn:schemas-microsoft-com:office:office" xmlns:r="http://schemas.openxmlformats.org/officeDocument/2006/relationships" xmlns:m="http://schemas.openxmlformats.org/officeDocument/2006/math" xmlns:v="urn:schemas-microsoft-com:vml" xmlns:wp14="http://schemas.microsoft.com/office/word/2010/wordprocessingDrawing" xmlns:wp="http://schemas.openxmlformats.org/drawingml/2006/wordprocessingDrawing" xmlns:w10="urn:schemas-microsoft-com:office:word" xmlns:w="http://schemas.openxmlformats.org/wordprocessingml/2006/main" xmlns:w14="http://schemas.microsoft.com/office/word/2010/wordml" xmlns:w15="http://schemas.microsoft.com/office/word/2012/wordml" xmlns:w16se="http://schemas.microsoft.com/office/word/2015/wordml/symex" xmlns:wpg="http://schemas.microsoft.com/office/word/2010/wordprocessingGroup" xmlns:wpi="http://schemas.microsoft.com/office/word/2010/wordprocessingInk" xmlns:wne="http://schemas.microsoft.com/office/word/2006/wordml" xmlns:wps="http://schemas.microsoft.com/office/word/2010/wordprocessingShape" mc:Ignorable="w14 w15 w16se wp14">
   <w:body>
     <w:p>
       <w:pPr>
@@ -22,7 +22,13 @@
         <w:t xml:space="preserve">Программное средство «Бюро находок» предназначено для удобного менеджмента потерянных вещей </w:t>
       </w:r>
       <w:r>
-        <w:t>людьми. С его помощью можно просматривать найденные вещи и создавать заявки на потерянные вещи не выходя из дома.</w:t>
+        <w:t>людьми. С его помощью можно просматривать найденные вещи и создавать заявки на потерянные вещи</w:t>
+      </w:r>
+      <w:r>
+        <w:t>,</w:t>
+      </w:r>
+      <w:r>
+        <w:t xml:space="preserve"> не выходя из дома.</w:t>
       </w:r>
     </w:p>
     <w:p>
@@ -113,7 +119,21 @@
         <w:jc w:val="both"/>
       </w:pPr>
       <w:r>
-        <w:t>Разработка данной системы обоснована необходимостью автоматизации информационного сопровождения процесса поиска потерь и устранения временных барьеров. В условиях отсутствия подобного программного средства взаимодействие гражданина с бюро находок строится на «слепом» методе проб и ошибок, что крайне неудобно в современном ритме жизни. Переход к гибридной модели (онлайн-поиск + офлайн-получение) делает процесс организованным, прозрачным и рациональным. Как итог, внедрение системы позволяет полностью автоматизировать следующие ключевые процессы:</w:t>
+        <w:t>Разработка данной системы обоснована необходимостью автоматизации информационного</w:t>
+      </w:r>
+      <w:bookmarkStart w:id="0" w:name="_GoBack"/>
+      <w:bookmarkEnd w:id="0"/>
+      <w:r>
+        <w:t xml:space="preserve"> сопровождения процесса поиска</w:t>
+      </w:r>
+      <w:r>
+        <w:rPr>
+          <w:lang w:val="en-US"/>
+        </w:rPr>
+        <w:t>-</w:t>
+      </w:r>
+      <w:r>
+        <w:t>потерь и устранения временных барьеров. В условиях отсутствия подобного программного средства взаимодействие гражданина с бюро находок строится на «слепом» методе проб и ошибок, что крайне неудобно в современном ритме жизни. Переход к гибридной модели делает процесс организованным, прозрачным и рациональным. Как итог, внедрение системы позволяет полностью автоматизировать следующие ключевые процессы:</w:t>
       </w:r>
     </w:p>
     <w:p>
@@ -123,11 +143,25 @@
         <w:jc w:val="both"/>
       </w:pPr>
       <w:r>
-        <w:t xml:space="preserve">Дистанционный просмотр каталога находок: Автоматическое отображение актуального списка найденных вещей на сайте/в приложении. При добавлении новой находки администратором каталог мгновенно </w:t>
-      </w:r>
-      <w:r>
-        <w:lastRenderedPageBreak/>
-        <w:t>обновляется, и пользователи видят её без необходимости личного посещения бюро.</w:t>
+        <w:t>Дистанци</w:t>
+      </w:r>
+      <w:r>
+        <w:t>онный просмотр каталога находок</w:t>
+      </w:r>
+      <w:r>
+        <w:t>.</w:t>
+      </w:r>
+      <w:r>
+        <w:t xml:space="preserve"> Автоматическое отображение актуального </w:t>
+      </w:r>
+      <w:r>
+        <w:t>списка найденных вещей</w:t>
+      </w:r>
+      <w:r>
+        <w:t xml:space="preserve"> </w:t>
+      </w:r>
+      <w:r>
+        <w:t>в приложении. При добавлении новой находки администратором каталог мгновенно обновляется, и пользователи видят её без необходимости личного посещения бюро.</w:t>
       </w:r>
     </w:p>
     <w:p>
@@ -137,7 +171,14 @@
         <w:jc w:val="both"/>
       </w:pPr>
       <w:r>
-        <w:t>Удалённая подача заявок на поиск: Пользователь может создать заявку на свою потерянную вещь онлайн, указав её описание, категорию, дату и место потери. Заявка автоматически сохраняется в системе и становится доступна для просмотра сотрудникам бюро, что ускоряет процесс сопоставления.</w:t>
+        <w:lastRenderedPageBreak/>
+        <w:t>Удалённая подача заявок на поиск</w:t>
+      </w:r>
+      <w:r>
+        <w:t>.</w:t>
+      </w:r>
+      <w:r>
+        <w:t xml:space="preserve"> Пользователь может создать заявку на свою потерянную вещь онлайн, указав её описание, категорию, дату и место потери. Заявка автоматически сохраняется в системе и становится доступна для просмотра сотрудникам бюро, что ускоряет процесс сопоставления.</w:t>
       </w:r>
     </w:p>
     <w:p>
@@ -147,7 +188,16 @@
         <w:jc w:val="both"/>
       </w:pPr>
       <w:r>
-        <w:t>Интеллектуальное сопоставление заявок и находок: Система автоматически сравнивает описания из активных заявок пользователей с новыми поступлениями находок. При обнаружении вероятного совпадения (по категории, ключевым словам, месту) система уведомляет администратора, а при подтверждении — автоматически оповещает пользователя о том, что вещь найдена, с указанием адреса бюро для получения.</w:t>
+        <w:t>Интеллектуальное</w:t>
+      </w:r>
+      <w:r>
+        <w:t xml:space="preserve"> сопоставление заявок и находок</w:t>
+      </w:r>
+      <w:r>
+        <w:t>.</w:t>
+      </w:r>
+      <w:r>
+        <w:t xml:space="preserve"> Система сравнивает описания из активных заявок пользователей с новыми поступлениями находок. При обнаружении вероятного совпадения (по категории, ключевым словам, месту) система уведомляет администратора, а при подтверждении —оповещает пользователя о том, что вещь найдена, с указанием адреса бюро для получения.</w:t>
       </w:r>
     </w:p>
     <w:p>
@@ -157,7 +207,16 @@
         <w:jc w:val="both"/>
       </w:pPr>
       <w:r>
-        <w:t>Учёт статусов и оповещений: Система ведёт историю заявок каждого пользователя (активные, закрытые, возвращённые) и автоматически информирует его о любых изменениях статуса (например, «Ваша заявка принята», «Найдено возможное совпадение», «Вещь готова к выдаче»). Это исключает необходимость повторных звонков и визитов для уточнения информации.</w:t>
+        <w:t>Учёт статусов и опов</w:t>
+      </w:r>
+      <w:r>
+        <w:t>ещений</w:t>
+      </w:r>
+      <w:r>
+        <w:t>.</w:t>
+      </w:r>
+      <w:r>
+        <w:t xml:space="preserve"> Система ведёт историю заявок каждого пользователя (активные, закрытые, возвращённые) и автоматически информирует его о любых изменениях статуса (например, «Ваша заявка принята», «Найдено возможное совпадение», «Вещь готова к выдаче»). Это исключает необходимость повторных звонков и визитов для уточнения информации.</w:t>
       </w:r>
     </w:p>
     <w:sectPr>
@@ -171,7 +230,7 @@
 </file>
 
 <file path=word/numbering.xml><?xml version="1.0" encoding="utf-8"?>
-<w:numbering xmlns:wpc="http://schemas.microsoft.com/office/word/2010/wordprocessingCanvas" xmlns:cx="http://schemas.microsoft.com/office/drawing/2014/chartex" xmlns:cx1="http://schemas.microsoft.com/office/drawing/2015/9/8/chartex" xmlns:cx2="http://schemas.microsoft.com/office/drawing/2015/10/21/chartex" xmlns:cx3="http://schemas.microsoft.com/office/drawing/2016/5/9/chartex" xmlns:cx4="http://schemas.microsoft.com/office/drawing/2016/5/10/chartex" xmlns:cx5="http://schemas.microsoft.com/office/drawing/2016/5/11/chartex" xmlns:cx6="http://schemas.microsoft.com/office/drawing/2016/5/12/chartex" xmlns:cx7="http://schemas.microsoft.com/office/drawing/2016/5/13/chartex" xmlns:cx8="http://schemas.microsoft.com/office/drawing/2016/5/14/chartex" xmlns:mc="http://schemas.openxmlformats.org/markup-compatibility/2006" xmlns:aink="http://schemas.microsoft.com/office/drawing/2016/ink" xmlns:am3d="http://schemas.microsoft.com/office/drawing/2017/model3d" xmlns:o="urn:schemas-microsoft-com:office:office" xmlns:oel="http://schemas.microsoft.com/office/2019/extlst" xmlns:r="http://schemas.openxmlformats.org/officeDocument/2006/relationships" xmlns:m="http://schemas.openxmlformats.org/officeDocument/2006/math" xmlns:v="urn:schemas-microsoft-com:vml" xmlns:wp14="http://schemas.microsoft.com/office/word/2010/wordprocessingDrawing" xmlns:wp="http://schemas.openxmlformats.org/drawingml/2006/wordprocessingDrawing" xmlns:w10="urn:schemas-microsoft-com:office:word" xmlns:w="http://schemas.openxmlformats.org/wordprocessingml/2006/main" xmlns:w14="http://schemas.microsoft.com/office/word/2010/wordml" xmlns:w15="http://schemas.microsoft.com/office/word/2012/wordml" xmlns:w16cex="http://schemas.microsoft.com/office/word/2018/wordml/cex" xmlns:w16cid="http://schemas.microsoft.com/office/word/2016/wordml/cid" xmlns:w16="http://schemas.microsoft.com/office/word/2018/wordml" xmlns:w16du="http://schemas.microsoft.com/office/word/2023/wordml/word16du" xmlns:w16sdtdh="http://schemas.microsoft.com/office/word/2020/wordml/sdtdatahash" xmlns:w16sdtfl="http://schemas.microsoft.com/office/word/2024/wordml/sdtformatlock" xmlns:w16se="http://schemas.microsoft.com/office/word/2015/wordml/symex" xmlns:wpg="http://schemas.microsoft.com/office/word/2010/wordprocessingGroup" xmlns:wpi="http://schemas.microsoft.com/office/word/2010/wordprocessingInk" xmlns:wne="http://schemas.microsoft.com/office/word/2006/wordml" xmlns:wps="http://schemas.microsoft.com/office/word/2010/wordprocessingShape" mc:Ignorable="w14 w15 w16se w16cid w16 w16cex w16sdtdh w16sdtfl w16du wp14">
+<w:numbering xmlns:wpc="http://schemas.microsoft.com/office/word/2010/wordprocessingCanvas" xmlns:cx="http://schemas.microsoft.com/office/drawing/2014/chartex" xmlns:cx1="http://schemas.microsoft.com/office/drawing/2015/9/8/chartex" xmlns:mc="http://schemas.openxmlformats.org/markup-compatibility/2006" xmlns:o="urn:schemas-microsoft-com:office:office" xmlns:r="http://schemas.openxmlformats.org/officeDocument/2006/relationships" xmlns:m="http://schemas.openxmlformats.org/officeDocument/2006/math" xmlns:v="urn:schemas-microsoft-com:vml" xmlns:wp14="http://schemas.microsoft.com/office/word/2010/wordprocessingDrawing" xmlns:wp="http://schemas.openxmlformats.org/drawingml/2006/wordprocessingDrawing" xmlns:w10="urn:schemas-microsoft-com:office:word" xmlns:w="http://schemas.openxmlformats.org/wordprocessingml/2006/main" xmlns:w14="http://schemas.microsoft.com/office/word/2010/wordml" xmlns:w15="http://schemas.microsoft.com/office/word/2012/wordml" xmlns:w16se="http://schemas.microsoft.com/office/word/2015/wordml/symex" xmlns:wpg="http://schemas.microsoft.com/office/word/2010/wordprocessingGroup" xmlns:wpi="http://schemas.microsoft.com/office/word/2010/wordprocessingInk" xmlns:wne="http://schemas.microsoft.com/office/word/2006/wordml" xmlns:wps="http://schemas.microsoft.com/office/word/2010/wordprocessingShape" mc:Ignorable="w14 w15 w16se wp14">
   <w:abstractNum w:abstractNumId="0" w15:restartNumberingAfterBreak="0">
     <w:nsid w:val="4D7951AF"/>
     <w:multiLevelType w:val="multilevel"/>
@@ -285,14 +344,14 @@
       </w:pPr>
     </w:lvl>
   </w:abstractNum>
-  <w:num w:numId="1" w16cid:durableId="2014600928">
+  <w:num w:numId="1">
     <w:abstractNumId w:val="0"/>
   </w:num>
 </w:numbering>
 </file>
 
 <file path=word/styles.xml><?xml version="1.0" encoding="utf-8"?>
-<w:styles xmlns:mc="http://schemas.openxmlformats.org/markup-compatibility/2006" xmlns:r="http://schemas.openxmlformats.org/officeDocument/2006/relationships" xmlns:w="http://schemas.openxmlformats.org/wordprocessingml/2006/main" xmlns:w14="http://schemas.microsoft.com/office/word/2010/wordml" xmlns:w15="http://schemas.microsoft.com/office/word/2012/wordml" xmlns:w16cex="http://schemas.microsoft.com/office/word/2018/wordml/cex" xmlns:w16cid="http://schemas.microsoft.com/office/word/2016/wordml/cid" xmlns:w16="http://schemas.microsoft.com/office/word/2018/wordml" xmlns:w16du="http://schemas.microsoft.com/office/word/2023/wordml/word16du" xmlns:w16sdtdh="http://schemas.microsoft.com/office/word/2020/wordml/sdtdatahash" xmlns:w16sdtfl="http://schemas.microsoft.com/office/word/2024/wordml/sdtformatlock" xmlns:w16se="http://schemas.microsoft.com/office/word/2015/wordml/symex" mc:Ignorable="w14 w15 w16se w16cid w16 w16cex w16sdtdh w16sdtfl w16du">
+<w:styles xmlns:mc="http://schemas.openxmlformats.org/markup-compatibility/2006" xmlns:r="http://schemas.openxmlformats.org/officeDocument/2006/relationships" xmlns:w="http://schemas.openxmlformats.org/wordprocessingml/2006/main" xmlns:w14="http://schemas.microsoft.com/office/word/2010/wordml" xmlns:w15="http://schemas.microsoft.com/office/word/2012/wordml" xmlns:w16se="http://schemas.microsoft.com/office/word/2015/wordml/symex" mc:Ignorable="w14 w15 w16se">
   <w:docDefaults>
     <w:rPrDefault>
       <w:rPr>
@@ -308,7 +367,7 @@
       </w:pPr>
     </w:pPrDefault>
   </w:docDefaults>
-  <w:latentStyles w:defLockedState="0" w:defUIPriority="99" w:defSemiHidden="0" w:defUnhideWhenUsed="0" w:defQFormat="0" w:count="376">
+  <w:latentStyles w:defLockedState="0" w:defUIPriority="99" w:defSemiHidden="0" w:defUnhideWhenUsed="0" w:defQFormat="0" w:count="371">
     <w:lsdException w:name="Normal" w:uiPriority="0" w:qFormat="1"/>
     <w:lsdException w:name="heading 1" w:uiPriority="9" w:qFormat="1"/>
     <w:lsdException w:name="heading 2" w:semiHidden="1" w:uiPriority="9" w:unhideWhenUsed="1" w:qFormat="1"/>
@@ -680,11 +739,6 @@
     <w:lsdException w:name="List Table 5 Dark Accent 6" w:uiPriority="50"/>
     <w:lsdException w:name="List Table 6 Colorful Accent 6" w:uiPriority="51"/>
     <w:lsdException w:name="List Table 7 Colorful Accent 6" w:uiPriority="52"/>
-    <w:lsdException w:name="Mention" w:semiHidden="1" w:unhideWhenUsed="1"/>
-    <w:lsdException w:name="Smart Hyperlink" w:semiHidden="1" w:unhideWhenUsed="1"/>
-    <w:lsdException w:name="Hashtag" w:semiHidden="1" w:unhideWhenUsed="1"/>
-    <w:lsdException w:name="Unresolved Mention" w:semiHidden="1" w:unhideWhenUsed="1"/>
-    <w:lsdException w:name="Smart Link" w:semiHidden="1" w:unhideWhenUsed="1"/>
   </w:latentStyles>
   <w:style w:type="paragraph" w:default="1" w:styleId="a">
     <w:name w:val="Normal"/>
@@ -899,6 +953,7 @@
   <w:style w:type="character" w:default="1" w:styleId="a0">
     <w:name w:val="Default Paragraph Font"/>
     <w:uiPriority w:val="1"/>
+    <w:semiHidden/>
     <w:unhideWhenUsed/>
   </w:style>
   <w:style w:type="table" w:default="1" w:styleId="a1">
